--- a/example_articles/states/Missouri/2.states_Missouri_New_York_Times.docx
+++ b/example_articles/states/Missouri/2.states_Missouri_New_York_Times.docx
@@ -27,17 +27,17 @@
     </w:p>
     <w:p>
       <w:r>
-        <w:t>Source File: NYT/26.DOCX</w:t>
+        <w:t>Source file: NYT/26.DOCX</w:t>
       </w:r>
     </w:p>
     <w:p>
       <w:r>
-        <w:t>Raw locations result: ['Missouri', 'NA']</w:t>
+        <w:t>Raw locations result, 'locations': ['Missouri', 'NA']</w:t>
       </w:r>
     </w:p>
     <w:p>
       <w:r>
-        <w:t>states_stand_flat (Standardized): Missouri</w:t>
+        <w:t>Standardized locations result, 'states_stand_flat': Missouri</w:t>
       </w:r>
     </w:p>
     <w:p>

--- a/example_articles/states/Missouri/2.states_Missouri_New_York_Times.docx
+++ b/example_articles/states/Missouri/2.states_Missouri_New_York_Times.docx
@@ -7,7 +7,7 @@
         <w:pStyle w:val="Heading1"/>
       </w:pPr>
       <w:r>
-        <w:t>It's Just Not Fair</w:t>
+        <w:t>'World Within World'</w:t>
       </w:r>
     </w:p>
     <w:p>
@@ -17,22 +17,22 @@
     </w:p>
     <w:p>
       <w:r>
-        <w:t>Date: 1991-03-31</w:t>
+        <w:t>Date: 1994-10-02</w:t>
       </w:r>
     </w:p>
     <w:p>
       <w:r>
-        <w:t>Section: Section 7;; Section 7; Page 27; Column 1; Book Review Desk; Column 1;; Review</w:t>
+        <w:t>Section: Section 7; ; Section 7;  Page 43;  Column 2;  Book Review Desk ; Column 2; ; Letter</w:t>
       </w:r>
     </w:p>
     <w:p>
       <w:r>
-        <w:t>Source file: NYT/26.DOCX</w:t>
+        <w:t>Source file: NYT/28.DOCX</w:t>
       </w:r>
     </w:p>
     <w:p>
       <w:r>
-        <w:t>Raw locations result, 'locations': ['Missouri', 'NA']</w:t>
+        <w:t>Raw locations result, 'locations': ['Missouri']</w:t>
       </w:r>
     </w:p>
     <w:p>
@@ -49,53 +49,21 @@
     </w:p>
     <w:p>
       <w:r>
-        <w:t>UNEQUAL PROTECTION</w:t>
+        <w:t>To the Editor:</w:t>
         <w:br/>
-        <w:t>Women, Children, and the Elderly in Court.</w:t>
+        <w:t>It seems to me that Sir Stephen Spender has gone well past the stage of protesting too much. No one would condone plagiarism, and while David Leavitt certainly did not repeat the appropriation of Borges's Pierre Menard, he may have gone too far in replicating details, and Spender was right to question the alleged plagiarism.</w:t>
         <w:br/>
-        <w:t>By Lois G. Forer.</w:t>
+        <w:t>But the tales of Spender's life, or the lives of his lovers, are not more sacrosanct than those of Jesus or Mohammed, and to attack Mr. Leavitt, as others have attacked Nikos Kazantzakis and Salman Rushdie, for distorting or elaborating upon previously published materials is simply absurd. If Spender were merely afraid that some readers might naively equate the character's behavior with his own, perhaps we should all rise up and loudly reassure him that such a thought never crossed our minds. After all, what else is post-modernism for?</w:t>
         <w:br/>
-        <w:t>256 pp. New York:</w:t>
+        <w:t>Spender's fuss about "pornographic" descriptions only calls attention to himself. He takes for granted the ugliness of the physical details of lovemaking, hetero- or homosexual, and responds with distaste to what he and Auden stipula tively describe as pornography, but their definition (like their taste) is hardly universal. In fact, the sexual descriptions are rather pallid (like the book as a whole), and given the explicitness of much contemporary fiction, we can only conclude that Spender's distress has more to do with their homosexual character than with their graphic detail.</w:t>
         <w:br/>
-        <w:t>W. W. Norton &amp; Company. $22.95.</w:t>
-        <w:br/>
-        <w:t>There is no place like a courtroom to see the seaminess and the inequity of life. Lois G. Forer has written several books about her 16 years as a trial judge in Philadelphia. "Unequal Protection" is her latest attempt to educate the public about the shortcomings of the law in dealing with the inequities that confront judges daily. It is a well-written book that deserves to be read by anyone who is interested in the inherent injustices that abound in our legal system.</w:t>
-        <w:br/>
-        <w:t>Judge Forer's premise is that the law and our court system discriminate against women, the elderly and children. However, the case histories she cites fail to support her theory. With one or two exceptions, most of Judge Forer's vignettes concern people who are poor or nearly poor. Poor women and old people do not get a fair shake in the system, but neither do poor men.</w:t>
-        <w:br/>
-        <w:t>Of course justice -- or injustice -- is not distributed equally among the poor. If you are poor and stick a gun in someone's face to make a few bucks, the state will spend tens of thousands of dollars on your defense and appeal. If you are poor and ritualistically rape and murder and get the death penalty, the state will spend millions of dollars on your defense and appeals. If you are a poor woman with three children being evicted from a cold-water flat because you resisted the landlord's advances, or an elderly person whose Social Security check is being cut off because of a bureaucratic error, you're on your own.</w:t>
-        <w:br/>
-        <w:t>Judge Forer is at her best when she writes about the plight of innocent victims within the system. She describes our child care system as being at the point of disintegration: "We see troubled children who have been rejected by one foster parent after another and have been moved from home to home, from school to school every few months." She quotes a New York judge who said "It's gotten to the point where we are sending kids home to bad circumstances because foster care is such a terrible alternative." My experience in Illinois has been the same: we recently discovered that in just one 14-month period more than 200 children had been sexually abused while in foster care. Judge Forer suggests that we bring back orphanages in a modern form -- decent institutional care in the child's own neighborhood.</w:t>
-        <w:br/>
-        <w:t>The author, a committed feminist who once refused to lecture in a state that did not pass the equal rights amendment, takes on what she perceives to be the elitist leadership of the women's movement. She argues that it "was fractured by those with selfish interests, both male and female, and by much of the rhetoric of its leaders." She points out that all women want equal pay for equal work, equal access to better jobs and equal educational opportunities, but that unlike some feminist leaders, many women want to retain their roles as wives and mothers. She argues that many of the significant legal battles won for women in the courts primarily have benefited fast-track women. She cites the example of female lawyers in a major Philadelphia law firm who obtained for themselves maternity and compassion leave to care for their sick children but failed to insure that these benefits were extended to secretaries and paralegals.</w:t>
-        <w:br/>
-        <w:t>Judge Forer discusses the case of a young working-class woman with an outstanding high school and community service record who won a scholarship to nursing school. The scholarship was later taken away and given to a mediocre male student with disciplinary problems. The nursing school argued it had too many women. When the young woman sued, half a dozen civil rights organizations filed briefs in support of the school and the young man. No one supported her position.</w:t>
-        <w:br/>
-        <w:t>It is not a very startling discovery that some innocent people suffer discrimination because of affirmative action programs. Frequently, these victims are white working-class men. Two decades ago our political leadership decided, probably correctly, that doing away with racial and sexual discrimination was not enough. A fix was needed and that fix was affirmative action. Whether it is still required is debatable. But, as Judge Forer implies, the inequities of affirmative action programs have pretty much been confined to working people.</w:t>
-        <w:br/>
-        <w:t>The young woman in the working-class ghetto who wants to go to nursing school must step aside. The same with the would-be police officer or firefighter. But when members of minority groups argue that their numbers are not reflected on the bench, in elective office, in law schools and in other high-paying professions, they are told they must wait.</w:t>
-        <w:br/>
-        <w:t>Some of Judge Forer's vignettes seem improbable, perhaps because she does not give us enough details. But she is fascinating when she describes her cases and extrapolates from what she has seen. Also, her book is too littered with references from other authors; I want to know more about her experiences and what she thinks. When she confines herself to her experiences, Judge Forer presents the reader with a gripping and important story.</w:t>
+        <w:t>Unfortunately, defenses must often be mounted of books that are not first-rate and would have faded quietly if not for a scandal. We probably need to crown and retire a narrow subgenre with a brilliant novel about romance between privileged English intellectuals/artists and working-class men, if only to stop the tedious repetition of the story in second-rate fiction ("Maurice") and memoirs of limited interest ("World Within World," et al.). If it is rapturously explicit about sexual equipment and activities, so much the better; Lawrence didn't exhaust the possibilities (though if Constance had been Clifford, he and Mellors might have culminated the genre then and there).</w:t>
         <w:br/>
         <w:t xml:space="preserve"> </w:t>
         <w:br/>
-        <w:t xml:space="preserve"> </w:t>
+        <w:t>THOMAS F. DILLINGHAM</w:t>
         <w:br/>
-        <w:t xml:space="preserve"> </w:t>
-        <w:br/>
-        <w:t>A CHILD'S DAY IN COURT</w:t>
-        <w:br/>
-        <w:t xml:space="preserve"> Any notion of equal justice for rich and poor, children and adults is soon dispelled by spending a day in any juvenile court. The children are predominantly poor; in most cities they are disproportionately nonwhite. The goal . . . is to make a disposition -- that is, to put the child someplace, not a determination of guilt or innocence. As the Queen of Hearts ordered, "Sentence first -- verdict afterwards." In many juvenile courts sentence is imposed without a verdict ever being rendered.</w:t>
-        <w:br/>
-        <w:t>In the 1960s one juvenile judge disposed of some eighty cases a day without defense lawyers. In 1990 in many a juvenile court one judge disposes of fifteen to twenty cases a day with lawyers. With an hour for lunch and two fifteen-minute breaks and if court opens at 9:30 A.M. (as it seldom does) and if the judge sits until 5:00 P.M. (a rarity in most courts), that allows an average of twenty-four minutes per case if there are only fifteen cases. In fact, the child's day in court was aptly termed by the President's Commission on Law Enforcement and Administration of Justice the "Five Minute Children's Hour." -- From "Unequal Protection."</w:t>
-        <w:br/>
-        <w:br/>
-        <w:t>Graphic</w:t>
-        <w:br/>
-        <w:br/>
-        <w:t xml:space="preserve"> </w:t>
-        <w:br/>
-        <w:t>Photo: Lois G. Forer.</w:t>
+        <w:t>Columbia, Mo.</w:t>
       </w:r>
     </w:p>
     <w:sectPr>

--- a/example_articles/states/Missouri/2.states_Missouri_New_York_Times.docx
+++ b/example_articles/states/Missouri/2.states_Missouri_New_York_Times.docx
@@ -7,7 +7,7 @@
         <w:pStyle w:val="Heading1"/>
       </w:pPr>
       <w:r>
-        <w:t>'World Within World'</w:t>
+        <w:t>Making Sense of Ferguson</w:t>
       </w:r>
     </w:p>
     <w:p>
@@ -17,17 +17,17 @@
     </w:p>
     <w:p>
       <w:r>
-        <w:t>Date: 1994-10-02</w:t>
+        <w:t>Date: 2014-11-26</w:t>
       </w:r>
     </w:p>
     <w:p>
       <w:r>
-        <w:t>Section: Section 7; ; Section 7;  Page 43;  Column 2;  Book Review Desk ; Column 2; ; Letter</w:t>
+        <w:t xml:space="preserve">Section: </w:t>
       </w:r>
     </w:p>
     <w:p>
       <w:r>
-        <w:t>Source file: NYT/28.DOCX</w:t>
+        <w:t>Source file: NYT/21.DOCX</w:t>
       </w:r>
     </w:p>
     <w:p>
@@ -49,21 +49,25 @@
     </w:p>
     <w:p>
       <w:r>
-        <w:t>To the Editor:</w:t>
+        <w:t xml:space="preserve">What article or book would you recommend for those who want to better understand events in Ferguson? We asked Times colleagues to weigh in.  </w:t>
         <w:br/>
-        <w:t>It seems to me that Sir Stephen Spender has gone well past the stage of protesting too much. No one would condone plagiarism, and while David Leavitt certainly did not repeat the appropriation of Borges's Pierre Menard, he may have gone too far in replicating details, and Spender was right to question the alleged plagiarism.</w:t>
+        <w:t xml:space="preserve"> Nicholas Kristof, Op-Ed columnist </w:t>
         <w:br/>
-        <w:t>But the tales of Spender's life, or the lives of his lovers, are not more sacrosanct than those of Jesus or Mohammed, and to attack Mr. Leavitt, as others have attacked Nikos Kazantzakis and Salman Rushdie, for distorting or elaborating upon previously published materials is simply absurd. If Spender were merely afraid that some readers might naively equate the character's behavior with his own, perhaps we should all rise up and loudly reassure him that such a thought never crossed our minds. After all, what else is post-modernism for?</w:t>
+        <w:t>I'd suggest reading "Just Mercy," a magnificent new book by Bryan Stevenson, a lawyer who has spent decades working on behalf of African-Americans caught up in the legal system, especially in the South. It's a window into the way the justice system has often been skewed against young men of color and why so many are skeptical of the legal process in Ferguson.</w:t>
         <w:br/>
-        <w:t>Spender's fuss about "pornographic" descriptions only calls attention to himself. He takes for granted the ugliness of the physical details of lovemaking, hetero- or homosexual, and responds with distaste to what he and Auden stipula tively describe as pornography, but their definition (like their taste) is hardly universal. In fact, the sexual descriptions are rather pallid (like the book as a whole), and given the explicitness of much contemporary fiction, we can only conclude that Spender's distress has more to do with their homosexual character than with their graphic detail.</w:t>
+        <w:t xml:space="preserve"> Jenna Wortham, reporter </w:t>
         <w:br/>
-        <w:t>Unfortunately, defenses must often be mounted of books that are not first-rate and would have faded quietly if not for a scandal. We probably need to crown and retire a narrow subgenre with a brilliant novel about romance between privileged English intellectuals/artists and working-class men, if only to stop the tedious repetition of the story in second-rate fiction ("Maurice") and memoirs of limited interest ("World Within World," et al.). If it is rapturously explicit about sexual equipment and activities, so much the better; Lawrence didn't exhaust the possibilities (though if Constance had been Clifford, he and Mellors might have culminated the genre then and there).</w:t>
+        <w:t>Has fatigue and frustration about the state of racial and political affairs in our country ever been so gorgeously rendered? I've grown tired of reading almost every pontification about Ferguson - what else is left to say, really - except for the missives from Jelani Cobb, who has been covering Ferguson with tremendous poise, grace and trembling honesty from the outset. His latest - and hopefully not last - piece captures the collective internal sigh (or scream, depending) that came with last night's verdict of a nonindictment for the officer who fatally shot Michael Brown.</w:t>
         <w:br/>
-        <w:t xml:space="preserve"> </w:t>
+        <w:t>Other fabulous writers:Roxane Gay of The Butter           Bijan Sabet of Medium           Jason Parham of Gawker           Rembert Browne of Grantland           Greg Howard for Deadspin</w:t>
         <w:br/>
-        <w:t>THOMAS F. DILLINGHAM</w:t>
+        <w:t xml:space="preserve"> Peter Applebome, deputy national editor </w:t>
         <w:br/>
-        <w:t>Columbia, Mo.</w:t>
+        <w:t xml:space="preserve">I'd cite two books, "Speak Now Against the Day''by John Egerton and            "The Strange Career of Jim Crow"by C. Vann Woodward. And I'd cite them from the same reason - as a reminder how dense, layered and surprising our racial history is and how it defies the convenient narratives we use to impose order on it. Woodward's book was an illumination, coming a year after Brown v. Board of Education, with its history of how Jim Crow was born not in the South, but in the North. Egerton's book looked at the valiant, almost forgotten, usually futile, efforts during the 1930s and '40s to counter segregation in the South, a counterweight to the notion that the civil rights era emerged full blown with Martin Luther King Jr., George Wallace and Bull Connor.    </w:t>
+        <w:br/>
+        <w:t xml:space="preserve"> Tanzina Vega, reporter </w:t>
+        <w:br/>
+        <w:t>In a report for the Economic Policy Institute called "The Making of Ferguson," Richard Rothstein offers a detailed explanation of how what he calls racist government policies, not just individual acts of racism, created the "racially segregated metropolises," like Ferguson - a largely black working-class suburban community. Looking for answers beyond "white flight" to explain how segregated communities came to be, Mr. Rothstein cites governmental policies. They include "racially explicit zoning rules," "segregated public housing projects" for blacks and whites, "government subsidies for white suburban developments that excluded blacks," and other polices meant to remove African-Americans from living near or in white communities. "The August 'Troubles' in Ferguson suggest that less has changed since 1968 than many Americans think," Mr. Rothstein wrote. "Yet the government's response has been to examine Ferguson as an isolated embarrassment, not a reflection of the nation in which it is embedded."</w:t>
       </w:r>
     </w:p>
     <w:sectPr>

--- a/example_articles/states/Missouri/2.states_Missouri_New_York_Times.docx
+++ b/example_articles/states/Missouri/2.states_Missouri_New_York_Times.docx
@@ -7,7 +7,7 @@
         <w:pStyle w:val="Heading1"/>
       </w:pPr>
       <w:r>
-        <w:t>Making Sense of Ferguson</w:t>
+        <w:t>Sam Rockwell on His Secret Past as a Really Bad Break Dancer; The Carpetbagger</w:t>
       </w:r>
     </w:p>
     <w:p>
@@ -17,17 +17,17 @@
     </w:p>
     <w:p>
       <w:r>
-        <w:t>Date: 2014-11-26</w:t>
+        <w:t>Date: 2018-02-26</w:t>
       </w:r>
     </w:p>
     <w:p>
       <w:r>
-        <w:t xml:space="preserve">Section: </w:t>
+        <w:t>Section: MOVIES</w:t>
       </w:r>
     </w:p>
     <w:p>
       <w:r>
-        <w:t>Source file: NYT/21.DOCX</w:t>
+        <w:t>Source file: NYT/25.DOCX</w:t>
       </w:r>
     </w:p>
     <w:p>
@@ -49,25 +49,65 @@
     </w:p>
     <w:p>
       <w:r>
-        <w:t xml:space="preserve">What article or book would you recommend for those who want to better understand events in Ferguson? We asked Times colleagues to weigh in.  </w:t>
+        <w:t>"You probably know me as 'that guy from that movie,'" the actor Sam Rockwell said during his opening monologue on "Saturday Night Live" last month, taking a sly jab at his place in the cultural firmament: a familiar face attached to a not quite as familiar name.</w:t>
         <w:br/>
-        <w:t xml:space="preserve"> Nicholas Kristof, Op-Ed columnist </w:t>
+        <w:t>Mr. Rockwell, 49, has a gift for playing droll, loopy characters most at home on society's margins, in films like "The Green Mile," "Moon" and "The Way Way Back." Now he's been thrust to the fore with his award-winning performance as a racist police officer, Jason Dixon, in "Three Billboards Outside Ebbing, Missouri."</w:t>
         <w:br/>
-        <w:t>I'd suggest reading "Just Mercy," a magnificent new book by Bryan Stevenson, a lawyer who has spent decades working on behalf of African-Americans caught up in the legal system, especially in the South. It's a window into the way the justice system has often been skewed against young men of color and why so many are skeptical of the legal process in Ferguson.</w:t>
+        <w:t>The movie has drawn criticism for its use of racial slurs and depictions of consequence-free violence, but Mr. Rockwell, who is favored to win the Oscar for best supporting actor at next Sunday's ceremony, said that complex stories are bound to "stir up a lot of feelings."</w:t>
         <w:br/>
-        <w:t xml:space="preserve"> Jenna Wortham, reporter </w:t>
+        <w:t>He chatted with me by phone last week, shortly after winning a Bafta (the British equivalent of the Oscars), about life as a character actor, his proud and protective father, and how being a middle schooler in San Francisco helped make him such a swell dancer, albeit one with less rhythm than Usher.</w:t>
         <w:br/>
-        <w:t>Has fatigue and frustration about the state of racial and political affairs in our country ever been so gorgeously rendered? I've grown tired of reading almost every pontification about Ferguson - what else is left to say, really - except for the missives from Jelani Cobb, who has been covering Ferguson with tremendous poise, grace and trembling honesty from the outset. His latest - and hopefully not last - piece captures the collective internal sigh (or scream, depending) that came with last night's verdict of a nonindictment for the officer who fatally shot Michael Brown.</w:t>
+        <w:t>These are edited excerpts from the conversation.</w:t>
         <w:br/>
-        <w:t>Other fabulous writers:Roxane Gay of The Butter           Bijan Sabet of Medium           Jason Parham of Gawker           Rembert Browne of Grantland           Greg Howard for Deadspin</w:t>
+        <w:t xml:space="preserve">In your opening monologue for "Saturday Night Live," you made light of your work as  a longstanding character actor. Does it bother you, that designation? </w:t>
         <w:br/>
-        <w:t xml:space="preserve"> Peter Applebome, deputy national editor </w:t>
+        <w:t>We were making fun of my persona. I'm not a household name like Brad Pitt. People like to have labels for actors, and the truth is, every actor is a character actor. When I say actor, I mean actresses as well. Toni Collette is a good example of someone who can do both leading lady and transformational characters, where you're barely recognizing them. I think Billy Crudup, Chris Walken, Robert De Niro, they're all great examples of that.</w:t>
         <w:br/>
-        <w:t xml:space="preserve">I'd cite two books, "Speak Now Against the Day''by John Egerton and            "The Strange Career of Jim Crow"by C. Vann Woodward. And I'd cite them from the same reason - as a reminder how dense, layered and surprising our racial history is and how it defies the convenient narratives we use to impose order on it. Woodward's book was an illumination, coming a year after Brown v. Board of Education, with its history of how Jim Crow was born not in the South, but in the North. Egerton's book looked at the valiant, almost forgotten, usually futile, efforts during the 1930s and '40s to counter segregation in the South, a counterweight to the notion that the civil rights era emerged full blown with Martin Luther King Jr., George Wallace and Bull Connor.    </w:t>
+        <w:t xml:space="preserve"> People often use the word "quirky" to describe your characters. Do they all have to be iterations of you?</w:t>
         <w:br/>
-        <w:t xml:space="preserve"> Tanzina Vega, reporter </w:t>
+        <w:t>I think in every character you're finding a version of yourself. I don't relate to racism, because I wasn't brought up that way. I can relate to self-loathing. The reason a person lashes out the way Dixon does is because he hates himself, so anybody can relate to that. I'm drawn to complex characters; they're all filled with so many different feelings, and that's what makes them interesting. The first "Iron Man," Tony Stark, was an interesting character. He drinks too much, he's a womanizer, and then he has this epiphany. That's what's interesting.</w:t>
         <w:br/>
-        <w:t>In a report for the Economic Policy Institute called "The Making of Ferguson," Richard Rothstein offers a detailed explanation of how what he calls racist government policies, not just individual acts of racism, created the "racially segregated metropolises," like Ferguson - a largely black working-class suburban community. Looking for answers beyond "white flight" to explain how segregated communities came to be, Mr. Rothstein cites governmental policies. They include "racially explicit zoning rules," "segregated public housing projects" for blacks and whites, "government subsidies for white suburban developments that excluded blacks," and other polices meant to remove African-Americans from living near or in white communities. "The August 'Troubles' in Ferguson suggest that less has changed since 1968 than many Americans think," Mr. Rothstein wrote. "Yet the government's response has been to examine Ferguson as an isolated embarrassment, not a reflection of the nation in which it is embedded."</w:t>
+        <w:t xml:space="preserve">What do you think it was about this role, and this film, that led to so many awards? </w:t>
+        <w:br/>
+        <w:t>It's the transformational aspect of it, the fact that he was really many different roles wrapped up in one role. He's a doofus, he's a racist, he's violent, he's a mama's boy. There's a few heroic things at certain points. But he's very flawed, and it's a boy-to-man journey.</w:t>
+        <w:br/>
+        <w:t xml:space="preserve">There's been criticism that your character got away scot-free for his racist behavior and for throwing a guy out the window, and never being brought to justice. </w:t>
+        <w:br/>
+        <w:t>It's a small town and, who knows, in real life maybe he would have gotten thrown in prison. It's a sort of dark fairy tale in certain ways — it's not necessarily meant to be completely realistic. And if it is meant to be realistic, in real life, things aren't tied up in a bow. People who deserve to get punished don't necessarily get punished.</w:t>
+        <w:br/>
+        <w:t>Did it surprise you that there was criticism of the movie along these lines?</w:t>
+        <w:br/>
+        <w:t>No, whenever a movie is popular and it is a complex dramatic story, I think it's going to stir up a lot of feelings. A lot of good stuff come out of it — the billboards that have been popping up [activists recreated versions of the billboards in Miami and London]. That's kind of incredible, when a movie can effect social change, that's kind of astounding. I think Mildred [the film's mother, played by Frances McDormand, who is seeking justice in the murder of her daughter] is a really beautiful working-class wonder woman in some ways. It's a kind of antihero slash protagonist thing that I think women really need right now. Mildred and [the directors] Greta Gerwig and Patty Jenkins. It's been an incredibly vibrant year.</w:t>
+        <w:br/>
+        <w:t>You're a really good dancer — you can really bust a move. You did the splits on "Saturday Night Live." How did that come about? Is it self-taught?</w:t>
+        <w:br/>
+        <w:t>It's a long story, but I hung out with a certain crowd, and it was a way to meet girls.</w:t>
+        <w:br/>
+        <w:t>What kind of certain crowd?</w:t>
+        <w:br/>
+        <w:t>San Francisco is not all cable cars and Rice-A-Roni. There were some tough kids there. When I was in middle school, there was a more white supremacist kind of group I didn't get along with. I got in a lot of fights with them and didn't win a lot of those fights. I didn't get along with the rich kids, people we called WPODs: white punks on dope. My school was interracial, and I met a cool group of friends who introduced me to some other friends. I used to do really bad break dancing, when "Thriller" and "Purple Rain" came out. I was into Run-DMC, Grandmaster Flash, Doug E. Fresh, Eric B. &amp; Rakim. Probably my biggest inspiration was James Brown, and watching Tom Cruise in "Risky Business." I remember practicing that, and watching James Brown do the splits. I [recently] did SoulCycle, I'm not proud to say, and Usher was next to me. I thought I had rhythm until I was on a bicycle next to Usher. This is what happens when you go to spinning class in Hollywood.</w:t>
+        <w:br/>
+        <w:t>Were you intimidated working with Frances McDormand?</w:t>
+        <w:br/>
+        <w:t>I think it's the biggest compliment to Frances that people are asking, "Were you intimidated by her?" Not really, but I was nervous to get in the ring with a great actor. I've worked with a lot of great actors. She's really a force. I think what's great about her is her integrity. Her sense of truth is like an iron bar. All these people — Woody [Harrelson, a co-star], Martin [McDonagh, the film's writer-director], Frances — are true anarchists, they really are. I think it comes through in their work. I'm not exactly conventional either.</w:t>
+        <w:br/>
+        <w:t>So your dad posted a comment on that New York Times essay            criticizing the film — he defended you. Was it definitely your dad?</w:t>
+        <w:br/>
+        <w:t>Yes that was my father. I didn't read the article, but they read that quote to me on the Jimmy Kimmel show. That was my dad being a supportive father. He was just looking out for the kid.</w:t>
+        <w:br/>
+        <w:t>[Video:  Watch on YouTube.]</w:t>
+        <w:br/>
+        <w:t xml:space="preserve">Follow Cara Buckley on Twitter: @caraNYT. </w:t>
+        <w:br/>
+        <w:t>PHOTO: Sam Rockwell says in response to criticism of his racist-cop character in "Three Billboards" that the movie is "a dark fairy tale in certain ways — it's not necessarily meant to be completely realistic." (PHOTOGRAPH BY Matt Winkelmeyer/Getty Images  FOR THE NEW YORK TIMES)</w:t>
+        <w:br/>
+        <w:t>Related Articles</w:t>
+        <w:br/>
+        <w:t>Sam Rockwell's Golden Globes Win Fuels a Debate</w:t>
+        <w:br/>
+        <w:t>Review: On Violence and the Pain of Others in 'Three Billboards'</w:t>
+        <w:br/>
+        <w:t>Does 'Three Billboards' Say Anything About America? Well …</w:t>
       </w:r>
     </w:p>
     <w:sectPr>
